--- a/dokumentacio/Féléves projektmunka dokumentációja.docx
+++ b/dokumentacio/Féléves projektmunka dokumentációja.docx
@@ -199,22 +199,13 @@
         </w:rPr>
         <w:t xml:space="preserve">A TXT-állomány elkészülte </w:t>
       </w:r>
-      <w:proofErr w:type="gramStart"/>
-      <w:r>
-        <w:rPr>
-          <w:sz w:val="28"/>
-          <w:szCs w:val="28"/>
-        </w:rPr>
-        <w:t>után  Ric</w:t>
-      </w:r>
-      <w:r>
-        <w:rPr>
-          <w:sz w:val="28"/>
-          <w:szCs w:val="28"/>
-        </w:rPr>
-        <w:t>si</w:t>
-      </w:r>
-      <w:proofErr w:type="gramEnd"/>
+      <w:r>
+        <w:rPr>
+          <w:sz w:val="28"/>
+          <w:szCs w:val="28"/>
+        </w:rPr>
+        <w:t>után Ricsi</w:t>
+      </w:r>
       <w:r>
         <w:rPr>
           <w:sz w:val="28"/>
@@ -222,22 +213,13 @@
         </w:rPr>
         <w:t xml:space="preserve"> </w:t>
       </w:r>
-      <w:proofErr w:type="gramStart"/>
-      <w:r>
-        <w:rPr>
-          <w:sz w:val="28"/>
-          <w:szCs w:val="28"/>
-        </w:rPr>
-        <w:t>és  Be</w:t>
-      </w:r>
-      <w:r>
-        <w:rPr>
-          <w:sz w:val="28"/>
-          <w:szCs w:val="28"/>
-        </w:rPr>
-        <w:t>tti</w:t>
-      </w:r>
-      <w:proofErr w:type="gramEnd"/>
+      <w:r>
+        <w:rPr>
+          <w:sz w:val="28"/>
+          <w:szCs w:val="28"/>
+        </w:rPr>
+        <w:t>és Betti</w:t>
+      </w:r>
       <w:r>
         <w:rPr>
           <w:sz w:val="28"/>
@@ -286,15 +268,13 @@
         </w:rPr>
         <w:t xml:space="preserve">Ezzel </w:t>
       </w:r>
-      <w:proofErr w:type="gramStart"/>
-      <w:r>
-        <w:rPr>
-          <w:sz w:val="28"/>
-          <w:szCs w:val="28"/>
-        </w:rPr>
-        <w:t>párhuzamosan  Bence</w:t>
-      </w:r>
-      <w:proofErr w:type="gramEnd"/>
+      <w:r>
+        <w:rPr>
+          <w:sz w:val="28"/>
+          <w:szCs w:val="28"/>
+        </w:rPr>
+        <w:t>párhuzamosan Bence</w:t>
+      </w:r>
       <w:r>
         <w:rPr>
           <w:sz w:val="28"/>
@@ -349,7 +329,37 @@
           <w:sz w:val="28"/>
           <w:szCs w:val="28"/>
         </w:rPr>
-        <w:t xml:space="preserve">A projekt során létrehoztunk egy GitHub-fiókot, amelyet a közös munkánk és az elkészült feladatok tárolására használtunk. Ide töltöttük fel a projekt során </w:t>
+        <w:t xml:space="preserve">A projekt során </w:t>
+      </w:r>
+      <w:r>
+        <w:rPr>
+          <w:sz w:val="28"/>
+          <w:szCs w:val="28"/>
+        </w:rPr>
+        <w:t xml:space="preserve">Ricsi </w:t>
+      </w:r>
+      <w:proofErr w:type="spellStart"/>
+      <w:r>
+        <w:rPr>
+          <w:sz w:val="28"/>
+          <w:szCs w:val="28"/>
+        </w:rPr>
+        <w:t>github</w:t>
+      </w:r>
+      <w:proofErr w:type="spellEnd"/>
+      <w:r>
+        <w:rPr>
+          <w:sz w:val="28"/>
+          <w:szCs w:val="28"/>
+        </w:rPr>
+        <w:t xml:space="preserve"> fiókjára töltöttük fel a </w:t>
+      </w:r>
+      <w:r>
+        <w:rPr>
+          <w:sz w:val="28"/>
+          <w:szCs w:val="28"/>
+        </w:rPr>
+        <w:t xml:space="preserve">közös munkánk és az elkészült feladatok tárolására használtuk. Ide töltöttük fel a projekt során </w:t>
       </w:r>
       <w:r>
         <w:rPr>
@@ -417,7 +427,6 @@
         </w:rPr>
         <w:t xml:space="preserve">A diagram elkészítését közösen végeztük, mivel korábban még nem tanultuk meg az elkészítéséhez szükséges módszereket. Ennek ellenére együttműködve igyekeztünk a lehető legjobb megoldást megtalálni, és tudásunkhoz mérten a legmegfelelőbb formában elkészíteni a </w:t>
       </w:r>
-      <w:proofErr w:type="gramStart"/>
       <w:r>
         <w:rPr>
           <w:sz w:val="28"/>
@@ -437,9 +446,8 @@
           <w:sz w:val="28"/>
           <w:szCs w:val="28"/>
         </w:rPr>
-        <w:t>ot</w:t>
-      </w:r>
-      <w:proofErr w:type="gramEnd"/>
+        <w:t>ot,</w:t>
+      </w:r>
       <w:r>
         <w:rPr>
           <w:sz w:val="28"/>
@@ -612,6 +620,8 @@
     <w:p>
       <w:pPr>
         <w:rPr>
+          <w:b/>
+          <w:bCs/>
           <w:sz w:val="28"/>
           <w:szCs w:val="28"/>
         </w:rPr>
@@ -619,6 +629,8 @@
       <w:proofErr w:type="spellStart"/>
       <w:r>
         <w:rPr>
+          <w:b/>
+          <w:bCs/>
           <w:sz w:val="28"/>
           <w:szCs w:val="28"/>
         </w:rPr>
@@ -627,13 +639,14 @@
       <w:proofErr w:type="spellEnd"/>
       <w:r>
         <w:rPr>
+          <w:b/>
+          <w:bCs/>
           <w:sz w:val="28"/>
           <w:szCs w:val="28"/>
         </w:rPr>
         <w:t xml:space="preserve"> alkalmazást nem tanultunk így nem alkalmaztuk</w:t>
       </w:r>
     </w:p>
-    <w:p/>
     <w:sectPr>
       <w:pgSz w:w="11906" w:h="16838"/>
       <w:pgMar w:top="1417" w:right="1417" w:bottom="1417" w:left="1417" w:header="708" w:footer="708" w:gutter="0"/>
@@ -1404,6 +1417,7 @@
   <w:style w:type="character" w:default="1" w:styleId="Bekezdsalapbettpusa">
     <w:name w:val="Default Paragraph Font"/>
     <w:uiPriority w:val="1"/>
+    <w:semiHidden/>
     <w:unhideWhenUsed/>
   </w:style>
   <w:style w:type="table" w:default="1" w:styleId="Normltblzat">
